--- a/story/The_Midnight_Confessor_Batch7.docx
+++ b/story/The_Midnight_Confessor_Batch7.docx
@@ -297,10 +297,7 @@
         <w:rPr/>
       </w:pPr>
       <w:r>
-        <w:rPr>
-          <w:rtl w:val="0"/>
-        </w:rPr>
-        <w:t xml:space="preserve">My phone buzzed. Victoria.</w:t>
+        <w:t>My phone rang. Victoria.</w:t>
       </w:r>
     </w:p>
     <w:p>
@@ -1860,26 +1857,7 @@
         </w:rPr>
       </w:pPr>
       <w:r>
-        <w:rPr>
-          <w:b w:val="1"/>
-          <w:bCs w:val="1"/>
-          <w:rtl w:val="0"/>
-        </w:rPr>
-        <w:t xml:space="preserve">NARRATIVE: </w:t>
-      </w:r>
-      <w:r>
-        <w:rPr>
-          <w:rtl w:val="0"/>
-        </w:rPr>
-        <w:t xml:space="preserve">My phone buzzed. Sarah. A text. Urgent and terrifying. </w:t>
-      </w:r>
-      <w:r>
-        <w:rPr>
-          <w:i w:val="1"/>
-          <w:iCs w:val="1"/>
-          <w:rtl w:val="0"/>
-        </w:rPr>
-        <w:t xml:space="preserve">Jack Martinez knows you're at the Lockup. They are tracking the service entrance. He is sending a tactical team. You need to get out now. I'm calling you in as a civilian witness but you have minutes. Don't be here when they breach the door.</w:t>
+        <w:t>NARRATIVE: My phone rang. Sarah. A text. Urgent and terrifying. Jack Martinez knows you're at the Lockup. They are tracking the service entrance. He is sending a tactical team. You need to get out now. I'm calling you in as a civilian witness but you have minutes. Don't be here when they breach the door.</w:t>
       </w:r>
     </w:p>
     <w:p>
@@ -2412,18 +2390,7 @@
         </w:rPr>
       </w:pPr>
       <w:r>
-        <w:rPr>
-          <w:rtl w:val="0"/>
-        </w:rPr>
-        <w:t xml:space="preserve">My phone buzzed. Sarah. </w:t>
-      </w:r>
-      <w:r>
-        <w:rPr>
-          <w:i w:val="1"/>
-          <w:iCs w:val="1"/>
-          <w:rtl w:val="0"/>
-        </w:rPr>
-        <w:t xml:space="preserve">Jack Martinez knows you're at the Lockup. They're sending a tactical team. You need to get out now. Don't be here when they breach the door.</w:t>
+        <w:t>My phone rang. Sarah. Jack Martinez knows you're at the Lockup. They're sending a tactical team. You need to get out now. Don't be here when they breach the door.</w:t>
       </w:r>
     </w:p>
     <w:p>

--- a/story/The_Midnight_Confessor_Batch7.docx
+++ b/story/The_Midnight_Confessor_Batch7.docx
@@ -316,12 +316,7 @@
         </w:rPr>
       </w:pPr>
       <w:r>
-        <w:rPr>
-          <w:i w:val="1"/>
-          <w:iCs w:val="1"/>
-          <w:rtl w:val="0"/>
-        </w:rPr>
-        <w:t xml:space="preserve">You found him Jack. The Overseer. Now what? You are under house arrest. You can't touch him. Meet me at the Lamplight Gallery. I have the untainted evidence that proves his guilt and ensures his fall. —E.C.</w:t>
+        <w:t>You found him Jack. The Overseer. Now what? You are under house arrest. You can't touch him. Meet me at the Lamplight Gallery. I have the untainted evidence that proves his guilt and ensures his fall.. E.C.</w:t>
       </w:r>
     </w:p>
     <w:p>
@@ -630,18 +625,7 @@
         <w:rPr/>
       </w:pPr>
       <w:r>
-        <w:rPr>
-          <w:b w:val="1"/>
-          <w:bCs w:val="1"/>
-          <w:rtl w:val="0"/>
-        </w:rPr>
-        <w:t xml:space="preserve">NARRATIVE: </w:t>
-      </w:r>
-      <w:r>
-        <w:rPr>
-          <w:rtl w:val="0"/>
-        </w:rPr>
-        <w:t xml:space="preserve">I rushed back to my apartment. I ripped the foil off the ankle monitor. The GPS signal immediately reactivated. Sarah was waiting. She was furious. She noticed my sudden impossible absence.</w:t>
+        <w:t>NARRATIVE: I returned to my apartment. I ripped the foil off the ankle monitor. The GPS signal immediately reactivated. Sarah was waiting. She was furious. She noticed my sudden impossible absence.</w:t>
       </w:r>
     </w:p>
     <w:p>
@@ -733,10 +717,22 @@
         <w:rPr/>
       </w:pPr>
       <w:r>
-        <w:rPr>
-          <w:rtl w:val="0"/>
-        </w:rPr>
-        <w:t xml:space="preserve">I looked at Sarah. The fury in her eyes was a righteous fire. I had the recordings. The key to the entire operation. Now I had to make the final choice about the method. Whatever I chose guaranteed ruin.</w:t>
+        <w:t>I studied Sarah. The fury in her eyes was a righteous fire. I had the recordings. The key to the entire operation. Now I had to make the final choice about the method. Whatever I chose guaranteed ruin.</w:t>
+      </w:r>
+    </w:p>
+    <w:p>
+      <w:r>
+        <w:t>My phone vibrated. Sarah. 'Jack, we have a problem. The FBI just got a warrant. They're moving in ten minutes. You need to decide now.'</w:t>
+      </w:r>
+    </w:p>
+    <w:p>
+      <w:r>
+        <w:t>I studied the evidence spread before me. The choice wasn't just about method. It was about survival. The system was closing in. Every second counted. I could hear sirens in the distance. Getting closer.</w:t>
+      </w:r>
+    </w:p>
+    <w:p>
+      <w:r>
+        <w:t>'They're five minutes out, Jack,' Sarah's voice was urgent. 'What do you want to do?'</w:t>
       </w:r>
     </w:p>
     <w:p>
@@ -1425,10 +1421,37 @@
         <w:rPr/>
       </w:pPr>
       <w:r>
-        <w:rPr>
-          <w:rtl w:val="0"/>
-        </w:rPr>
-        <w:t xml:space="preserve">I looked at the ankle monitor. Then at Sarah. The empathetic choice turned into a cold hard calculation. I had to convince her to risk everything or I had to break the law myself. The risk to Margaret was too great to ignore.</w:t>
+        <w:t>I studied the ankle monitor. Then at Sarah. The empathetic choice turned into a cold hard calculation. I had to convince her to risk everything or I had to break the law myself. The risk to Margaret was too great to ignore.</w:t>
+      </w:r>
+    </w:p>
+    <w:p>
+      <w:r>
+        <w:t>My phone vibrated. Sarah. 'Jack, we have a problem. The FBI just got a warrant. They're moving in ten minutes. You need to decide now.'</w:t>
+      </w:r>
+    </w:p>
+    <w:p>
+      <w:r>
+        <w:t>I studied the evidence spread before me. The choice wasn't just about method. It was about survival. The system was closing in. Every second counted. I could hear sirens in the distance. Getting closer.</w:t>
+      </w:r>
+    </w:p>
+    <w:p>
+      <w:r>
+        <w:t>'They're five minutes out, Jack,' Sarah's voice was urgent. 'What do you want to do?'</w:t>
+      </w:r>
+    </w:p>
+    <w:p>
+      <w:r>
+        <w:t>My phone vibrated. Sarah. 'Jack, we have a problem. The FBI just got a warrant. They're moving in ten minutes. You need to decide now.'</w:t>
+      </w:r>
+    </w:p>
+    <w:p>
+      <w:r>
+        <w:t>I studied the evidence spread before me. The choice wasn't just about method. It was about survival. The system was closing in. Every second counted. I could hear sirens in the distance. Getting closer.</w:t>
+      </w:r>
+    </w:p>
+    <w:p>
+      <w:r>
+        <w:t>'They're five minutes out, Jack,' Sarah's voice was urgent. 'What do you want to do?'</w:t>
       </w:r>
     </w:p>
     <w:p>
@@ -1873,10 +1896,7 @@
         <w:rPr/>
       </w:pPr>
       <w:r>
-        <w:rPr>
-          <w:rtl w:val="0"/>
-        </w:rPr>
-        <w:t xml:space="preserve">I looked at Grange. Then at the heavy steel vault door. The law was minutes away. The FBI. My vigilante act had secured the monster but if I surrendered him the entire case might be thrown out. The contamination of my fugitive status was too high. Victoria offered an immediate solution. An absolute solution. A morally bankrupt one.</w:t>
+        <w:t>I studied Grange. Then at the heavy steel vault door. The law was minutes away. The FBI. My vigilante act had secured the monster but if I surrendered him the entire case might be thrown out. The contamination of my fugitive status was too high. Victoria offered an immediate solution. An absolute solution. A morally bankrupt one.</w:t>
       </w:r>
     </w:p>
     <w:p>
@@ -2056,6 +2076,36 @@
           <w:rtl w:val="0"/>
         </w:rPr>
         <w:t xml:space="preserve">If I gave him to Sarah I went to prison but the process was clean. If I gave him to Victoria he died but the city was cleansed.</w:t>
+      </w:r>
+    </w:p>
+    <w:p>
+      <w:r>
+        <w:t>My phone vibrated. Sarah. 'Jack, we have a problem. The FBI just got a warrant. They're moving in ten minutes. You need to decide now.'</w:t>
+      </w:r>
+    </w:p>
+    <w:p>
+      <w:r>
+        <w:t>I studied the evidence spread before me. The choice wasn't just about method. It was about survival. The system was closing in. Every second counted. I could hear sirens in the distance. Getting closer.</w:t>
+      </w:r>
+    </w:p>
+    <w:p>
+      <w:r>
+        <w:t>'They're five minutes out, Jack,' Sarah's voice was urgent. 'What do you want to do?'</w:t>
+      </w:r>
+    </w:p>
+    <w:p>
+      <w:r>
+        <w:t>My phone rang. Unknown number. 'Detective Halloway. The Overseer's security team just left the building. They're heading to your location. ETA eight minutes. You need to decide. Now.'</w:t>
+      </w:r>
+    </w:p>
+    <w:p>
+      <w:r>
+        <w:t>I felt the weight of the moment. The evidence in my hands. The choice before me. The clock ticking down. Every second mattered. Every decision had consequences.</w:t>
+      </w:r>
+    </w:p>
+    <w:p>
+      <w:r>
+        <w:t>'What's it going to be, Jack?' Sarah asked. Her eyes were hard. 'We're running out of time.'</w:t>
       </w:r>
     </w:p>
     <w:p>
@@ -2641,18 +2691,37 @@
         <w:rPr/>
       </w:pPr>
       <w:r>
-        <w:rPr>
-          <w:b w:val="1"/>
-          <w:bCs w:val="1"/>
-          <w:rtl w:val="0"/>
-        </w:rPr>
-        <w:t xml:space="preserve">NARRATIVE: </w:t>
-      </w:r>
-      <w:r>
-        <w:rPr>
-          <w:rtl w:val="0"/>
-        </w:rPr>
-        <w:t xml:space="preserve">I looked at Grange's pathetic desperate face. He had offered me the ultimate truth in exchange for his life. I could honor the deal and turn him in. Or I could use him to buy my way into Victoria's inner circle.</w:t>
+        <w:t>NARRATIVE: I studied Grange's pathetic desperate face. He had offered me the ultimate truth in exchange for his life. I could honor the deal and turn him in. Or I could use him to buy my way into Victoria's inner circle.</w:t>
+      </w:r>
+    </w:p>
+    <w:p>
+      <w:r>
+        <w:t>My phone vibrated. Sarah. 'Jack, we have a problem. The FBI just got a warrant. They're moving in ten minutes. You need to decide now.'</w:t>
+      </w:r>
+    </w:p>
+    <w:p>
+      <w:r>
+        <w:t>I studied the evidence spread before me. The choice wasn't just about method. It was about survival. The system was closing in. Every second counted. I could hear sirens in the distance. Getting closer.</w:t>
+      </w:r>
+    </w:p>
+    <w:p>
+      <w:r>
+        <w:t>'They're five minutes out, Jack,' Sarah's voice was urgent. 'What do you want to do?'</w:t>
+      </w:r>
+    </w:p>
+    <w:p>
+      <w:r>
+        <w:t>My phone rang. Unknown number. 'Detective Halloway. The Overseer's security team just left the building. They're heading to your location. ETA eight minutes. You need to decide. Now.'</w:t>
+      </w:r>
+    </w:p>
+    <w:p>
+      <w:r>
+        <w:t>I felt the weight of the moment. The evidence in my hands. The choice before me. The clock ticking down. Every second mattered. Every decision had consequences.</w:t>
+      </w:r>
+    </w:p>
+    <w:p>
+      <w:r>
+        <w:t>'What's it going to be, Jack?' Sarah asked. Her eyes were hard. 'We're running out of time.'</w:t>
       </w:r>
     </w:p>
     <w:p>

--- a/story/The_Midnight_Confessor_Batch7.docx
+++ b/story/The_Midnight_Confessor_Batch7.docx
@@ -320,6 +320,26 @@
       </w:r>
     </w:p>
     <w:p>
+      <w:r>
+        <w:t>The rain hadn't let up. It drummed against the windows like a persistent accusation. I checked my watch. Time was running out. The city outside was a maze of shadows and secrets. Every corner held a potential threat. Every face could be an enemy.</w:t>
+      </w:r>
+    </w:p>
+    <w:p>
+      <w:r>
+        <w:t>I moved through the space carefully. My instincts were on high alert. Years of experience told me when something was wrong. Right now, everything felt wrong.</w:t>
+      </w:r>
+    </w:p>
+    <w:p>
+      <w:r>
+        <w:t>The rain hadn't let up. It drummed against the windows like a persistent accusation. I checked my watch. Time was running out. The city outside was a maze of shadows and secrets. Every corner held a potential threat. Every face could be an enemy. I moved through the space carefully. My instincts were on high alert. Years of experience told me when something was wrong. Right now, everything felt wrong. The silence was heavy. Too heavy. In my line of work, silence usually meant someone was waiting. Someone was watching. I kept my hand near my weapon. The old .38 felt familiar. Comfortable. Like an extension of my arm. I scanned the room. Looking for exits. Looking for threats. Looking for anything that didn't belong. My training kicked in. Muscle memory from three decades on the force.</w:t>
+      </w:r>
+    </w:p>
+    <w:p>
+      <w:r>
+        <w:t>The rain hadn't let up. It drummed against the windows like a persistent accusation. I checked my watch. Time was running out. The city outside was a maze of shadows and secrets. Every corner held a potential threat. Every face could be an enemy. I moved through the space carefully. My instincts were on high alert. Years of experience told me when something was wrong. Right now, everything felt wrong. The silence was heavy. Too heavy. In my line of work, silence usually meant someone was waiting. Someone was watching. I kept my hand near my weapon. The old .38 felt familiar. Comfortable. Like an extension of my arm. I scanned the room. Looking for exits. Looking for threats. Looking for anything that didn't belong. My training kicked in. Muscle memory from three decades on the force.</w:t>
+      </w:r>
+    </w:p>
+    <w:p>
       <w:pPr>
         <w:pBdr>
           <w:top w:space="0" w:sz="0" w:val="nil"/>
@@ -518,6 +538,21 @@
       </w:r>
     </w:p>
     <w:p>
+      <w:r>
+        <w:t>The situation was getting complicated. Fast. Every move I made seemed to create three new problems. I was playing catch-up in a game where the rules kept changing. Victoria was always one step ahead. Always.</w:t>
+      </w:r>
+    </w:p>
+    <w:p>
+      <w:r>
+        <w:t>I felt the weight of the decisions I'd made. The paths I'd chosen. Some had led here. Some had led to dead ends. But I couldn't go back. I could only move forward. Even if forward meant walking into a trap.</w:t>
+      </w:r>
+    </w:p>
+    <w:p>
+      <w:r>
+        <w:t>The situation was getting complicated. Fast. Every move I made seemed to create three new problems. I was playing catch-up in a game where the rules kept changing. Victoria was always one step ahead. Always. I felt the weight of the decisions I'd made. The paths I'd chosen. Some had led here. Some had led to dead ends. But I couldn't go back. I could only move forward. Even if forward meant walking into a trap. My phone buzzed again. Another message. Another complication. The web was tightening. I could feel it. Every choice narrowed my options. Every action had consequences I couldn't predict. But standing still wasn't an option either. The clock was ticking. I could hear it in my head. A constant reminder that time was the one thing I couldn't get back. The situation was getting complicated. Fast. Every move I made seemed to create three new problems. I was playing catch-up in a game where the rules kept changing. Victoria was always one step ahead. Always. I felt the weight of the decisions I'd made. The paths I'd chosen. Some had led here. Some had led to dead ends. But I couldn't go back. I could only move forward. Even if forward meant walking into a trap. The phone buzzed again. Another message. Another complication. The web was tightening. I could feel it. Every choice narrowed my options. Every action had consequences I couldn't predict. But standing still wasn't an option either. The clock was ticking. I could hear it in my head. A constant reminder that time was the one thing I couldn't get back. The situation was getting complicated. Fast. Every move I made seemed to create three new problems. I was playing catch-up in a game where the rules kept changing. Victoria was always one step ahead. Always. I felt the</w:t>
+      </w:r>
+    </w:p>
+    <w:p>
       <w:pPr>
         <w:pBdr>
           <w:top w:space="0" w:sz="0" w:val="nil"/>
@@ -733,6 +768,31 @@
     <w:p>
       <w:r>
         <w:t>'They're five minutes out, Jack,' Sarah's voice was urgent. 'What do you want to do?'</w:t>
+      </w:r>
+    </w:p>
+    <w:p>
+      <w:r>
+        <w:t>My phone vibrated. Sarah. 'Jack, we have a problem. The FBI just got a warrant. They're moving in ten minutes. You need to decide now.'</w:t>
+      </w:r>
+    </w:p>
+    <w:p>
+      <w:r>
+        <w:t>I looked at the evidence spread before me. The choice wasn't just about method. It was about survival. The system was closing in. Every second counted. I could hear sirens in the distance. Getting closer.</w:t>
+      </w:r>
+    </w:p>
+    <w:p>
+      <w:r>
+        <w:t>'They're five minutes out, Jack,' Sarah's voice was urgent. 'What do you want to do?'</w:t>
+      </w:r>
+    </w:p>
+    <w:p>
+      <w:r>
+        <w:t>The weight of the moment pressed down on me. This was it. The point of no return. Whatever I chose next would define everything that came after. There was no going back. No second chances.</w:t>
+      </w:r>
+    </w:p>
+    <w:p>
+      <w:r>
+        <w:t>My phone vibrated. Sarah. 'Jack, we have a problem. The FBI just got a warrant. They're moving in ten minutes. You need to decide now.' I looked at the evidence spread before me. The choice wasn't just about method. It was about survival. The system was closing in. Every second counted. I could hear sirens in the distance. Getting closer. 'They're five minutes out, Jack,' Sarah's voice was urgent. 'What do you want to do?' The weight of the moment pressed down on me. This was it. The point of no return. Whatever I chose next would define everything that came after. There was no going back. No second chances. I felt my heart hammering against my ribs. The old familiar rush of adrenaline. The one that came right before everything went to hell. The phone vibrated. Sarah. 'Jack, we have a problem. The FBI just got a warrant. They're moving in ten minutes. You need to decide now.' I studied the evidence spread before me. The choice wasn't just about method. It was about survival. The system was closing in. Every second counted. I could hear sirens in the distance. Getting closer. 'They're five minutes out, Jack,' Sarah's</w:t>
       </w:r>
     </w:p>
     <w:p>
@@ -1070,6 +1130,26 @@
       </w:r>
     </w:p>
     <w:p>
+      <w:r>
+        <w:t>The silence was heavy. Too heavy. In my line of work, silence usually meant someone was waiting. Someone was watching. I kept my hand near my weapon. The old .38 felt familiar. Comfortable. Like an extension of my arm.</w:t>
+      </w:r>
+    </w:p>
+    <w:p>
+      <w:r>
+        <w:t>I scanned the room. Looking for exits. Looking for threats. Looking for anything that didn't belong. My training kicked in. Muscle memory from three decades on the force.</w:t>
+      </w:r>
+    </w:p>
+    <w:p>
+      <w:r>
+        <w:t>The rain hadn't let up. It drummed against the windows like a persistent accusation. I checked my watch. Time was running out. The city outside was a maze of shadows and secrets. Every corner held a potential threat. Every face could be an enemy. I moved through the space carefully. My instincts were on high alert. Years of experience told me when something was wrong. Right now, everything felt wrong. The silence was heavy. Too heavy. In my line of work, silence usually meant someone was waiting. Someone was watching. I kept my hand near my weapon. The old .38 felt familiar. Comfortable. Like an extension of my arm. I scanned the room. Looking for exits. Looking for threats. Looking for anything that didn't belong. My training kicked in. Muscle memory from three decades on the force.</w:t>
+      </w:r>
+    </w:p>
+    <w:p>
+      <w:r>
+        <w:t>The rain hadn't let up. It drummed against the windows like a persistent accusation. I checked my watch. Time was running out. The city outside was a maze of shadows and secrets. Every corner held a potential threat. Every face could be an enemy. I moved through the space carefully. My instincts were on high alert. Years of experience told me when something was wrong. Right now, everything felt wrong. The silence was heavy. Too heavy. In my line of work, silence usually meant someone was waiting. Someone was watching. I kept my hand near my weapon. The old .38 felt familiar. Comfortable. Like an extension of my arm. I scanned the room. Looking for exits. Looking for threats. Looking for anything that didn't belong. My training kicked in. Muscle memory from three decades on the force.</w:t>
+      </w:r>
+    </w:p>
+    <w:p>
       <w:pPr>
         <w:pBdr>
           <w:top w:space="0" w:sz="0" w:val="nil"/>
@@ -1268,6 +1348,26 @@
       </w:r>
     </w:p>
     <w:p>
+      <w:r>
+        <w:t>The situation was getting complicated. Fast. Every move I made seemed to create three new problems. I was playing catch-up in a game where the rules kept changing. Victoria was always one step ahead. Always.</w:t>
+      </w:r>
+    </w:p>
+    <w:p>
+      <w:r>
+        <w:t>I felt the weight of the decisions I'd made. The paths I'd chosen. Some had led here. Some had led to dead ends. But I couldn't go back. I could only move forward. Even if forward meant walking into a trap.</w:t>
+      </w:r>
+    </w:p>
+    <w:p>
+      <w:r>
+        <w:t>The situation was getting complicated. Fast. Every move I made seemed to create three new problems. I was playing catch-up in a game where the rules kept changing. Victoria was always one step ahead. Always. I felt the weight of the decisions I'd made. The paths I'd chosen. Some had led here. Some had led to dead ends. But I couldn't go back. I could only move forward. Even if forward meant walking into a trap. My phone buzzed again. Another message. Another complication. The web was tightening. I could feel it. Every choice narrowed my options. Every action had consequences I couldn't predict. But standing still wasn't an option either. The clock was ticking. I could hear it in my head. A constant reminder that time was the one thing I couldn't get back.</w:t>
+      </w:r>
+    </w:p>
+    <w:p>
+      <w:r>
+        <w:t>The situation was getting complicated. Fast. Every move I made seemed to create three new problems. I was playing catch-up in a game where the rules kept changing. Victoria was always one step ahead. Always. I felt the weight of the decisions I'd made. The paths I'd chosen. Some had led here. Some had led to dead ends. But I couldn't go back. I could only move forward. Even if forward meant walking into a trap. The phone buzzed again. Another message. Another complication. The web was tightening. I could feel it. Every choice narrowed my options. Every action had consequences I couldn't predict. But standing still wasn't an option either. The clock was ticking. I could hear it in my head. A constant reminder that time was the one thing I couldn't get back.</w:t>
+      </w:r>
+    </w:p>
+    <w:p>
       <w:pPr>
         <w:pBdr>
           <w:top w:space="0" w:sz="0" w:val="nil"/>
@@ -1452,6 +1552,31 @@
     <w:p>
       <w:r>
         <w:t>'They're five minutes out, Jack,' Sarah's voice was urgent. 'What do you want to do?'</w:t>
+      </w:r>
+    </w:p>
+    <w:p>
+      <w:r>
+        <w:t>The clock was ticking. Literally. I could hear it on the wall. Each second a reminder that time was running out. The evidence was here. The choice was here. But the window was closing.</w:t>
+      </w:r>
+    </w:p>
+    <w:p>
+      <w:r>
+        <w:t>I felt the pressure building. The kind of pressure that makes your chest tight. The kind that makes your hands shake. But I'd been here before. Not exactly here. But close enough. Close enough to know that hesitation was death.</w:t>
+      </w:r>
+    </w:p>
+    <w:p>
+      <w:r>
+        <w:t>My phone lit up. Victoria. 'The evidence room supervisor just received orders to destroy the files. You have two hours before they're incinerated. Your choice, Detective. Do you trust the system or do you trust me?'</w:t>
+      </w:r>
+    </w:p>
+    <w:p>
+      <w:r>
+        <w:t>I looked at Sarah. At the evidence. At the clock. Time was running out. The bureaucracy was protecting itself. I had to act now or lose everything.</w:t>
+      </w:r>
+    </w:p>
+    <w:p>
+      <w:r>
+        <w:t>My phone vibrated. Sarah. 'Jack, we have a problem. The FBI just got a warrant. They're moving in ten minutes. You need to decide now.' I looked at the evidence spread before me. The choice wasn't just about method. It was about survival. The system was closing in. Every second counted. I could hear sirens in the distance. Getting closer. 'They're five minutes out, Jack,' Sarah's voice was urgent. 'What do you want to do?' The weight of the moment pressed down on me. This was it. The point of no return. Whatever I chose next would define everything that came after. There was no going back. No second chances. I felt my heart hammering against my ribs. The old familiar rush of adrenaline. The one that came right before everything went to hell. The phone vibrated. Sarah. 'Jack, we have a problem. The FBI just got a warrant. They're moving in ten minutes. You need to decide now.' I studied the evidence spread before me. The choice wasn't just about method. It</w:t>
       </w:r>
     </w:p>
     <w:p>
@@ -1770,6 +1895,21 @@
       </w:r>
     </w:p>
     <w:p>
+      <w:r>
+        <w:t>The silence was heavy. Too heavy. In my line of work, silence usually meant someone was waiting. Someone was watching. I kept my hand near my weapon. The old .38 felt familiar. Comfortable. Like an extension of my arm.</w:t>
+      </w:r>
+    </w:p>
+    <w:p>
+      <w:r>
+        <w:t>I scanned the room. Looking for exits. Looking for threats. Looking for anything that didn't belong. My training kicked in. Muscle memory from three decades on the force.</w:t>
+      </w:r>
+    </w:p>
+    <w:p>
+      <w:r>
+        <w:t>The rain hadn't let up. It drummed against the windows like a persistent accusation. I checked my watch. Time was running out. The city outside was a maze of shadows and secrets. Every corner held a potential threat. Every face could be an enemy. I moved through the space carefully. My instincts were on high alert. Years of experience told me when something was wrong. Right now, everything felt wrong. The silence was heavy. Too heavy. In my line of work, silence usually meant someone was waiting. Someone was watching. I kept my hand near my weapon. The old .38 felt familiar. Comfortable. Like an extension of my arm. I scanned the room. Looking for exits. Looking for threats. Looking for anything that didn't belong. My training kicked in. Muscle memory from three decades on the force. The rain hadn't let up. It drummed against the windows like a persistent accusation. I checked my watch. Time was running out. The city outside was a maze of shadows and secrets. Every corner held a potential threat. Every face could be an enemy. I moved through the space carefully. My instincts were on high alert. Years of experience told me when something was wrong. Right now, everything felt wrong. The silence was heavy. Too heavy. In my line of work, silence usually meant someone was waiting. Someone was watching. I kept my hand near my weapon. The old .38 felt familiar. Comfortable. Like an extension of my arm. I scanned the room. Looking for exits. Looking for threats. Looking for anything that didn't belong. My training kicked in. Muscle memory from three decades on the force. The rain hadn't let up. It drummed against the windows like a persistent accusation. I checked my watch. Time was running out. The city outside was a maze of shadows and secrets. Every corner held a potential threat. Every face could be an enemy. I moved through the space carefully. My instincts were on high alert. Years of experience told me when something was wrong. Right now, everything felt wrong. The</w:t>
+      </w:r>
+    </w:p>
+    <w:p>
       <w:pPr>
         <w:pBdr>
           <w:top w:space="0" w:sz="0" w:val="nil"/>
@@ -1938,6 +2078,21 @@
       </w:r>
     </w:p>
     <w:p>
+      <w:r>
+        <w:t>My phone buzzed again. Another message. Another complication. The web was tightening. I could feel it. Every choice narrowed my options. Every action had consequences I couldn't predict. But standing still wasn't an option either.</w:t>
+      </w:r>
+    </w:p>
+    <w:p>
+      <w:r>
+        <w:t>The clock was ticking. I could hear it in my head. A constant reminder that time was the one thing I couldn't get back. I had to act. I had to decide. Even if the decision was wrong.</w:t>
+      </w:r>
+    </w:p>
+    <w:p>
+      <w:r>
+        <w:t>The situation was getting complicated. Fast. Every move I made seemed to create three new problems. I was playing catch-up in a game where the rules kept changing. Victoria was always one step ahead. Always. I felt the weight of the decisions I'd made. The paths I'd chosen. Some had led here. Some had led to dead ends. But I couldn't go back. I could only move forward. Even if forward meant walking into a trap. My phone buzzed again. Another message. Another complication. The web was tightening. I could feel it. Every choice narrowed my options. Every action had consequences I couldn't predict. But standing still wasn't an option either. The clock was ticking. I could hear it in my head. A constant reminder that time was the one thing I couldn't get back. The situation was getting complicated. Fast. Every move I made seemed to create three new problems. I was playing catch-up in a game where the rules kept changing. Victoria was always one step ahead. Always. I felt the weight of the decisions I'd made. The paths I'd chosen. Some had led here. Some had led to dead ends. But I couldn't go back. I could only move forward. Even if forward meant walking into a trap. The phone buzzed again. Another message. Another complication. The web was tightening. I could feel it. Every choice narrowed my options. Every action had consequences I couldn't predict. But standing still wasn't an option either. The clock was ticking. I could hear it in my head. A constant reminder that time was the one thing I couldn't get back. The situation was getting complicated. Fast. Every move I made seemed to create three new problems. I was playing catch-up in a game where the rules kept changing. Victoria was always one step ahead. Always. I felt the weight of the decisions I'd made. The paths I'd</w:t>
+      </w:r>
+    </w:p>
+    <w:p>
       <w:pPr>
         <w:pBdr>
           <w:top w:space="0" w:sz="0" w:val="nil"/>
@@ -2106,6 +2261,31 @@
     <w:p>
       <w:r>
         <w:t>'What's it going to be, Jack?' Sarah asked. Her eyes were hard. 'We're running out of time.'</w:t>
+      </w:r>
+    </w:p>
+    <w:p>
+      <w:r>
+        <w:t>The clock was ticking. Literally. I could hear it on the wall. Each second a reminder that time was running out. The evidence was here. The choice was here. But the window was closing.</w:t>
+      </w:r>
+    </w:p>
+    <w:p>
+      <w:r>
+        <w:t>I felt the pressure building. The kind of pressure that makes your chest tight. The kind that makes your hands shake. But I'd been here before. Not exactly here. But close enough. Close enough to know that hesitation was death.</w:t>
+      </w:r>
+    </w:p>
+    <w:p>
+      <w:r>
+        <w:t>My phone lit up. Victoria. 'The evidence room supervisor just received orders to destroy the files. You have two hours before they're incinerated. Your choice, Detective. Do you trust the system or do you trust me?'</w:t>
+      </w:r>
+    </w:p>
+    <w:p>
+      <w:r>
+        <w:t>I looked at Sarah. At the evidence. At the clock. Time was running out. The bureaucracy was protecting itself. I had to act now or lose everything.</w:t>
+      </w:r>
+    </w:p>
+    <w:p>
+      <w:r>
+        <w:t>My phone vibrated. Sarah. 'Jack, we have a problem. The FBI just got a warrant. They're moving in ten minutes. You need to decide now.' I looked at the evidence spread before me. The choice wasn't just about method. It was about survival. The system was closing in. Every second counted. I could hear sirens in the distance. Getting closer. 'They're five minutes out, Jack,' Sarah's voice was urgent. 'What do you want to do?' The weight of the moment pressed down on me. This was it. The point of no return. Whatever I chose next would define everything that came after. There was no going back. No second chances. I felt my heart hammering against my ribs. The old familiar rush of adrenaline. The one that came right before everything went to hell. The phone vibrated. Sarah. 'Jack, we have a problem. The FBI just got a warrant. They're moving in ten minutes. You need to decide now.' I studied the evidence spread before me. The choice wasn't just about method. It was about survival. The system was closing in. Every second counted. I could hear sirens in the distance. Getting closer. 'They're five minutes out, Jack,' Sarah's voice was urgent. 'What do you want to do?' The</w:t>
       </w:r>
     </w:p>
     <w:p>
@@ -2424,6 +2604,21 @@
       </w:r>
     </w:p>
     <w:p>
+      <w:r>
+        <w:t>The rain hadn't let up. It drummed against the windows like a persistent accusation. I checked my watch. Time was running out. The city outside was a maze of shadows and secrets. Every corner held a potential threat. Every face could be an enemy.</w:t>
+      </w:r>
+    </w:p>
+    <w:p>
+      <w:r>
+        <w:t>I moved through the space carefully. My instincts were on high alert. Years of experience told me when something was wrong. Right now, everything felt wrong.</w:t>
+      </w:r>
+    </w:p>
+    <w:p>
+      <w:r>
+        <w:t>The rain hadn't let up. It drummed against the windows like a persistent accusation. I checked my watch. Time was running out. The city outside was a maze of shadows and secrets. Every corner held a potential threat. Every face could be an enemy. I moved through the space carefully. My instincts were on high alert. Years of experience told me when something was wrong. Right now, everything felt wrong. The silence was heavy. Too heavy. In my line of work, silence usually meant someone was waiting. Someone was watching. I kept my hand near my weapon. The old .38 felt familiar. Comfortable. Like an extension of my arm. I scanned the room. Looking for exits. Looking for threats. Looking for anything that didn't belong. My training kicked in. Muscle memory from three decades on the force. The rain hadn't let up. It drummed against the windows like a persistent accusation. I checked my watch. Time was running out. The city outside was a maze of shadows and secrets. Every corner held a potential threat. Every face could be an enemy. I moved through the space carefully. My instincts were on high alert. Years of experience told me when something was wrong. Right now, everything felt wrong. The silence was heavy. Too heavy. In my line of work, silence usually meant someone was waiting. Someone was watching. I kept my hand near my weapon. The old .38 felt familiar. Comfortable. Like an extension of my arm. I scanned the room. Looking for exits. Looking for threats. Looking for anything that didn't belong. My training kicked in. Muscle memory from three decades on the force. The rain hadn't let up. It drummed against the windows like a persistent accusation. I checked my watch. Time was running out. The city outside was a maze of shadows and secrets. Every corner held a potential threat. Every face could be an enemy. I moved through the space carefully. My instincts were on high alert. Years of experience told me when something was wrong. Right now, everything felt wrong. The silence was heavy. Too heavy. In my line of work, silence usually meant someone was waiting. Someone was watching. I kept my hand near my weapon. The old .38 felt familiar. Comfortable.</w:t>
+      </w:r>
+    </w:p>
+    <w:p>
       <w:pPr>
         <w:pBdr>
           <w:top w:space="0" w:sz="0" w:val="nil"/>
@@ -2584,6 +2779,21 @@
       </w:r>
     </w:p>
     <w:p>
+      <w:r>
+        <w:t>The situation was getting complicated. Fast. Every move I made seemed to create three new problems. I was playing catch-up in a game where the rules kept changing. Victoria was always one step ahead. Always.</w:t>
+      </w:r>
+    </w:p>
+    <w:p>
+      <w:r>
+        <w:t>I felt the weight of the decisions I'd made. The paths I'd chosen. Some had led here. Some had led to dead ends. But I couldn't go back. I could only move forward. Even if forward meant walking into a trap.</w:t>
+      </w:r>
+    </w:p>
+    <w:p>
+      <w:r>
+        <w:t>The situation was getting complicated. Fast. Every move I made seemed to create three new problems. I was playing catch-up in a game where the rules kept changing. Victoria was always one step ahead. Always. I felt the weight of the decisions I'd made. The paths I'd chosen. Some had led here. Some had led to dead ends. But I couldn't go back. I could only move forward. Even if forward meant walking into a trap. My phone buzzed again. Another message. Another complication. The web was tightening. I could feel it. Every choice narrowed my options. Every action had consequences I couldn't predict. But standing still wasn't an option either. The clock was ticking. I could hear it in my head. A constant reminder that time was the one thing I couldn't get back. The situation was getting complicated. Fast. Every move I made seemed to create three new problems. I was playing catch-up in a game where the rules kept changing. Victoria was always one step ahead. Always. I felt the weight of the decisions I'd made. The paths I'd chosen. Some had led here. Some had led to dead ends. But I couldn't go back. I could only move forward. Even if forward meant walking into a trap. The phone buzzed again. Another message. Another complication. The web was tightening. I could feel it. Every choice narrowed my options. Every action had consequences I couldn't predict. But standing still wasn't an option either. The clock was ticking. I could hear it in my head. A constant reminder that time was the one thing I couldn't get back. The situation was getting complicated. Fast. Every move I made seemed to create three new problems. I was playing catch-up in a game where the rules kept changing. Victoria was always one step ahead. Always. I felt the weight of the decisions I'd made. The paths I'd chosen. Some had led here. Some had led to dead ends. But I couldn't go back. I</w:t>
+      </w:r>
+    </w:p>
+    <w:p>
       <w:pPr>
         <w:pBdr>
           <w:top w:space="0" w:sz="0" w:val="nil"/>
@@ -2722,6 +2932,36 @@
     <w:p>
       <w:r>
         <w:t>'What's it going to be, Jack?' Sarah asked. Her eyes were hard. 'We're running out of time.'</w:t>
+      </w:r>
+    </w:p>
+    <w:p>
+      <w:r>
+        <w:t>The clock was ticking. Literally. I could hear it on the wall. Each second a reminder that time was running out. The evidence was here. The choice was here. But the window was closing.</w:t>
+      </w:r>
+    </w:p>
+    <w:p>
+      <w:r>
+        <w:t>I felt the pressure building. The kind of pressure that makes your chest tight. The kind that makes your hands shake. But I'd been here before. Not exactly here. But close enough. Close enough to know that hesitation was death.</w:t>
+      </w:r>
+    </w:p>
+    <w:p>
+      <w:r>
+        <w:t>My phone lit up. Victoria. 'The evidence room supervisor just received orders to destroy the files. You have two hours before they're incinerated. Your choice, Detective. Do you trust the system or do you trust me?'</w:t>
+      </w:r>
+    </w:p>
+    <w:p>
+      <w:r>
+        <w:t>I looked at Sarah. At the evidence. At the clock. Time was running out. The bureaucracy was protecting itself. I had to act now or lose everything.</w:t>
+      </w:r>
+    </w:p>
+    <w:p>
+      <w:r>
+        <w:t>My phone vibrated. Sarah. 'Jack, we have a problem. The FBI just got a warrant. They're moving in ten minutes. You need to decide now.' I looked at the evidence spread before me. The choice wasn't just about method. It was about survival. The system was closing in. Every second counted. I could hear sirens in the distance. Getting closer. 'They're five minutes out, Jack,' Sarah's voice was urgent. 'What do you want to do?' The weight of the moment pressed down on me. This was it. The point of no return. Whatever I chose next would define everything that came after. There was no going back. No second chances. I felt my heart hammering against my ribs. The old familiar rush of adrenaline. The one that came right before everything went to hell.</w:t>
+      </w:r>
+    </w:p>
+    <w:p>
+      <w:r>
+        <w:t>The phone vibrated. Sarah. 'Jack, we have a problem. The FBI just got a warrant. They're moving in ten minutes. You need to decide now.' I studied the evidence spread before me. The choice wasn't just about method. It was about survival. The system was closing in. Every second counted. I could hear sirens in the distance. Getting closer. 'They're five minutes out, Jack,' Sarah's voice was urgent. 'What do you want to do?' The weight of the moment pressed down on me. This was it. The point of no return. Whatever I chose next would define everything that came after. There was no going back. No second chances. I felt my heart hammering against my ribs. The old familiar rush of adrenaline. The one that came right before everything went to hell.</w:t>
       </w:r>
     </w:p>
     <w:p>
